--- a/Resources/Template/IncomeSch00Template.docx
+++ b/Resources/Template/IncomeSch00Template.docx
@@ -5396,7 +5396,21 @@
                 <w:sz w:val="18"/>
                 <w:szCs w:val="18"/>
               </w:rPr>
-              <w:t>Is the house used only for non-residential purposes? (yes-1, no-2)</w:t>
+              <w:t>Is the house</w:t>
+            </w:r>
+            <w:r>
+              <w:rPr>
+                <w:sz w:val="18"/>
+                <w:szCs w:val="18"/>
+              </w:rPr>
+              <w:t>/structure</w:t>
+            </w:r>
+            <w:r>
+              <w:rPr>
+                <w:sz w:val="18"/>
+                <w:szCs w:val="18"/>
+              </w:rPr>
+              <w:t xml:space="preserve"> used only for non-residential purposes? (yes-1, no-2)</w:t>
             </w:r>
             <w:r>
               <w:rPr>

--- a/Resources/Template/IncomeSch00Template.docx
+++ b/Resources/Template/IncomeSch00Template.docx
@@ -2886,19 +2886,6 @@
                 <w:lang w:val="en-IN"/>
               </w:rPr>
             </w:pPr>
-            <w:r>
-              <w:rPr>
-                <w:b/>
-              </w:rPr>
-              <w:t>18.</w:t>
-            </w:r>
-            <w:r>
-              <w:rPr>
-                <w:b/>
-                <w:lang w:val="en-IN"/>
-              </w:rPr>
-              <w:t> </w:t>
-            </w:r>
           </w:p>
         </w:tc>
         <w:tc>

--- a/Resources/Template/IncomeSch00Template.docx
+++ b/Resources/Template/IncomeSch00Template.docx
@@ -2424,19 +2424,11 @@
                 <w:lang w:val="en-IN"/>
               </w:rPr>
             </w:pPr>
-            <w:proofErr w:type="gramStart"/>
-            <w:r>
-              <w:rPr>
-                <w:b/>
-              </w:rPr>
-              <w:t>approximate</w:t>
-            </w:r>
-            <w:proofErr w:type="gramEnd"/>
-            <w:r>
-              <w:rPr>
-                <w:b/>
-              </w:rPr>
-              <w:t> present population</w:t>
+            <w:r>
+              <w:rPr>
+                <w:b/>
+              </w:rPr>
+              <w:t>approximate present population</w:t>
             </w:r>
             <w:r>
               <w:rPr>
@@ -5650,7 +5642,7 @@
                 <w:sz w:val="18"/>
                 <w:szCs w:val="18"/>
               </w:rPr>
-              <w:t>Total amount of land owned (possessed or leased out) by the household as on the date of the survey (in acres in three places of decimal) – ((for rural only) code 1 in item 5 of Block 1)</w:t>
+              <w:t>Total amount of land owned by the household as on the date of the survey (in acres in three places of decimal) – ((for rural only) code 1 in item 5 of Block 1)</w:t>
             </w:r>
             <w:r>
               <w:rPr>
@@ -6544,18 +6536,8 @@
                 <w:szCs w:val="18"/>
                 <w:lang w:val="en-IN"/>
               </w:rPr>
-              <w:t>[</w:t>
-            </w:r>
-            <w:proofErr w:type="gramStart"/>
-            <w:r>
-              <w:rPr>
-                <w:sz w:val="18"/>
-                <w:szCs w:val="18"/>
-                <w:lang w:val="en-IN"/>
-              </w:rPr>
-              <w:t>7]Remarks</w:t>
-            </w:r>
-            <w:proofErr w:type="gramEnd"/>
+              <w:t>[7]Remarks</w:t>
+            </w:r>
           </w:p>
         </w:tc>
         <w:tc>
@@ -10110,21 +10092,12 @@
                 <w:lang w:val="en-IN"/>
               </w:rPr>
             </w:pPr>
-            <w:proofErr w:type="gramStart"/>
-            <w:r>
-              <w:rPr>
-                <w:sz w:val="18"/>
-                <w:szCs w:val="18"/>
-              </w:rPr>
-              <w:t>All(</w:t>
-            </w:r>
-            <w:proofErr w:type="gramEnd"/>
-            <w:r>
-              <w:rPr>
-                <w:sz w:val="18"/>
-                <w:szCs w:val="18"/>
-              </w:rPr>
-              <w:t>99)</w:t>
+            <w:r>
+              <w:rPr>
+                <w:sz w:val="18"/>
+                <w:szCs w:val="18"/>
+              </w:rPr>
+              <w:t>All(99)</w:t>
             </w:r>
             <w:r>
               <w:rPr>
@@ -11662,23 +11635,7 @@
                 <w:sz w:val="18"/>
                 <w:szCs w:val="18"/>
               </w:rPr>
-              <w:t>(</w:t>
-            </w:r>
-            <w:proofErr w:type="spellStart"/>
-            <w:r>
-              <w:rPr>
-                <w:sz w:val="18"/>
-                <w:szCs w:val="18"/>
-              </w:rPr>
-              <w:t>i</w:t>
-            </w:r>
-            <w:proofErr w:type="spellEnd"/>
-            <w:r>
-              <w:rPr>
-                <w:sz w:val="18"/>
-                <w:szCs w:val="18"/>
-              </w:rPr>
-              <w:t>) In Block 9 / 10 - </w:t>
+              <w:t>(i) In Block 9 / 10 - </w:t>
             </w:r>
             <w:r>
               <w:rPr>

--- a/Resources/Template/IncomeSch00Template.docx
+++ b/Resources/Template/IncomeSch00Template.docx
@@ -260,7 +260,53 @@
                 <w:sz w:val="22"/>
                 <w:szCs w:val="22"/>
               </w:rPr>
-              <w:t>FEBRUARY 2026 - JANUARY 2027</w:t>
+              <w:t>A</w:t>
+            </w:r>
+            <w:r>
+              <w:rPr>
+                <w:rStyle w:val="normaltextrun"/>
+                <w:b/>
+                <w:bCs/>
+              </w:rPr>
+              <w:t>PRIL</w:t>
+            </w:r>
+            <w:r>
+              <w:rPr>
+                <w:rStyle w:val="normaltextrun"/>
+                <w:b/>
+                <w:bCs/>
+                <w:sz w:val="22"/>
+                <w:szCs w:val="22"/>
+              </w:rPr>
+              <w:t> 2026 - </w:t>
+            </w:r>
+            <w:r>
+              <w:rPr>
+                <w:rStyle w:val="normaltextrun"/>
+                <w:b/>
+                <w:bCs/>
+                <w:sz w:val="22"/>
+                <w:szCs w:val="22"/>
+              </w:rPr>
+              <w:t>M</w:t>
+            </w:r>
+            <w:r>
+              <w:rPr>
+                <w:rStyle w:val="normaltextrun"/>
+                <w:b/>
+                <w:bCs/>
+              </w:rPr>
+              <w:t>ARCH</w:t>
+            </w:r>
+            <w:r>
+              <w:rPr>
+                <w:rStyle w:val="normaltextrun"/>
+                <w:b/>
+                <w:bCs/>
+                <w:sz w:val="22"/>
+                <w:szCs w:val="22"/>
+              </w:rPr>
+              <w:t> 2027</w:t>
             </w:r>
             <w:r>
               <w:rPr>
@@ -2424,11 +2470,19 @@
                 <w:lang w:val="en-IN"/>
               </w:rPr>
             </w:pPr>
-            <w:r>
-              <w:rPr>
-                <w:b/>
-              </w:rPr>
-              <w:t>approximate present population</w:t>
+            <w:proofErr w:type="gramStart"/>
+            <w:r>
+              <w:rPr>
+                <w:b/>
+              </w:rPr>
+              <w:t>approximate</w:t>
+            </w:r>
+            <w:proofErr w:type="gramEnd"/>
+            <w:r>
+              <w:rPr>
+                <w:b/>
+              </w:rPr>
+              <w:t> present population</w:t>
             </w:r>
             <w:r>
               <w:rPr>
@@ -6536,8 +6590,18 @@
                 <w:szCs w:val="18"/>
                 <w:lang w:val="en-IN"/>
               </w:rPr>
-              <w:t>[7]Remarks</w:t>
-            </w:r>
+              <w:t>[</w:t>
+            </w:r>
+            <w:proofErr w:type="gramStart"/>
+            <w:r>
+              <w:rPr>
+                <w:sz w:val="18"/>
+                <w:szCs w:val="18"/>
+                <w:lang w:val="en-IN"/>
+              </w:rPr>
+              <w:t>7]Remarks</w:t>
+            </w:r>
+            <w:proofErr w:type="gramEnd"/>
           </w:p>
         </w:tc>
         <w:tc>
@@ -10092,12 +10156,21 @@
                 <w:lang w:val="en-IN"/>
               </w:rPr>
             </w:pPr>
-            <w:r>
-              <w:rPr>
-                <w:sz w:val="18"/>
-                <w:szCs w:val="18"/>
-              </w:rPr>
-              <w:t>All(99)</w:t>
+            <w:proofErr w:type="gramStart"/>
+            <w:r>
+              <w:rPr>
+                <w:sz w:val="18"/>
+                <w:szCs w:val="18"/>
+              </w:rPr>
+              <w:t>All(</w:t>
+            </w:r>
+            <w:proofErr w:type="gramEnd"/>
+            <w:r>
+              <w:rPr>
+                <w:sz w:val="18"/>
+                <w:szCs w:val="18"/>
+              </w:rPr>
+              <w:t>99)</w:t>
             </w:r>
             <w:r>
               <w:rPr>
@@ -11635,7 +11708,23 @@
                 <w:sz w:val="18"/>
                 <w:szCs w:val="18"/>
               </w:rPr>
-              <w:t>(i) In Block 9 / 10 - </w:t>
+              <w:t>(</w:t>
+            </w:r>
+            <w:proofErr w:type="spellStart"/>
+            <w:r>
+              <w:rPr>
+                <w:sz w:val="18"/>
+                <w:szCs w:val="18"/>
+              </w:rPr>
+              <w:t>i</w:t>
+            </w:r>
+            <w:proofErr w:type="spellEnd"/>
+            <w:r>
+              <w:rPr>
+                <w:sz w:val="18"/>
+                <w:szCs w:val="18"/>
+              </w:rPr>
+              <w:t>) In Block 9 / 10 - </w:t>
             </w:r>
             <w:r>
               <w:rPr>

--- a/Resources/Template/IncomeSch00Template.docx
+++ b/Resources/Template/IncomeSch00Template.docx
@@ -188,6 +188,24 @@
                 <w:szCs w:val="22"/>
               </w:rPr>
             </w:pPr>
+            <w:r>
+              <w:rPr>
+                <w:rStyle w:val="normaltextrun"/>
+                <w:b/>
+                <w:bCs/>
+                <w:sz w:val="22"/>
+                <w:szCs w:val="22"/>
+              </w:rPr>
+              <w:t>N</w:t>
+            </w:r>
+            <w:r>
+              <w:rPr>
+                <w:rStyle w:val="normaltextrun"/>
+                <w:b/>
+                <w:bCs/>
+              </w:rPr>
+              <w:t xml:space="preserve">ATIONAL </w:t>
+            </w:r>
             <w:r>
               <w:rPr>
                 <w:rStyle w:val="normaltextrun"/>
